--- a/templates/academic-manuscript.docx
+++ b/templates/academic-manuscript.docx
@@ -1153,7 +1153,9 @@
         </w:rPr>
         <w:footnoteRef/>
       </w:r>
-      <w:t xml:space="preserve"> Authored templates avoid the redistribution question entirely; see docs/TEMPLATES.md §1.</w:t>
+      <w:r>
+        <w:t xml:space="preserve"> Authored templates avoid the redistribution question entirely; see docs/TEMPLATES.md §1.</w:t>
+      </w:r>
     </w:p>
   </w:footnote>
   <w:footnote w:id="3">
@@ -1167,7 +1169,9 @@
         </w:rPr>
         <w:footnoteRef/>
       </w:r>
-      <w:t xml:space="preserve"> The endpoint reports queue depth, worker count, and the warehouse commit lag.</w:t>
+      <w:r>
+        <w:t xml:space="preserve"> The endpoint reports queue depth, worker count, and the warehouse commit lag.</w:t>
+      </w:r>
     </w:p>
   </w:footnote>
   <w:footnote w:id="4">
@@ -1181,7 +1185,9 @@
         </w:rPr>
         <w:footnoteRef/>
       </w:r>
-      <w:t xml:space="preserve"> Cohorts were assigned by submission time rather than at random.</w:t>
+      <w:r>
+        <w:t xml:space="preserve"> Cohorts were assigned by submission time rather than at random.</w:t>
+      </w:r>
     </w:p>
   </w:footnote>
 </w:footnotes>
